--- a/BaoCaoHocTap2.docx
+++ b/BaoCaoHocTap2.docx
@@ -36,20 +36,6 @@
         </w:rPr>
         <w:t xml:space="preserve"> CÁO HỌC TẬP CÁ NHÂN/NHÓM</w:t>
       </w:r>
-    </w:p>
-    <w:p>
-      <w:pPr>
-        <w:spacing w:before="100" w:after="100" w:line="360" w:lineRule="auto"/>
-        <w:jc w:val="center"/>
-        <w:rPr>
-          <w:rFonts w:ascii="Times New Roman" w:hAnsi="Times New Roman" w:cs="Times New Roman"/>
-          <w:b/>
-          <w:bCs/>
-          <w:sz w:val="28"/>
-          <w:szCs w:val="28"/>
-          <w:lang w:val="vi-VN"/>
-        </w:rPr>
-      </w:pPr>
     </w:p>
     <w:p>
       <w:pPr>
@@ -120,6 +106,740 @@
         </w:rPr>
         <w:t>Tên nhóm: 13</w:t>
       </w:r>
+    </w:p>
+    <w:p>
+      <w:pPr>
+        <w:spacing w:after="160" w:line="360" w:lineRule="auto"/>
+        <w:rPr>
+          <w:rFonts w:ascii="Times New Roman" w:hAnsi="Times New Roman" w:cs="Times New Roman"/>
+          <w:color w:val="000000" w:themeColor="text1"/>
+          <w:sz w:val="28"/>
+          <w:szCs w:val="28"/>
+          <w:lang w:val="vi-VN"/>
+        </w:rPr>
+      </w:pPr>
+      <w:r>
+        <w:rPr>
+          <w:rFonts w:ascii="Times New Roman" w:hAnsi="Times New Roman" w:cs="Times New Roman"/>
+          <w:color w:val="000000" w:themeColor="text1"/>
+          <w:sz w:val="28"/>
+          <w:szCs w:val="28"/>
+        </w:rPr>
+        <w:t>Họ và tên thành viên trong nhóm</w:t>
+      </w:r>
+      <w:r>
+        <w:rPr>
+          <w:rFonts w:ascii="Times New Roman" w:hAnsi="Times New Roman" w:cs="Times New Roman"/>
+          <w:color w:val="000000" w:themeColor="text1"/>
+          <w:sz w:val="28"/>
+          <w:szCs w:val="28"/>
+          <w:lang w:val="vi-VN"/>
+        </w:rPr>
+        <w:t>:</w:t>
+      </w:r>
+    </w:p>
+    <w:tbl>
+      <w:tblPr>
+        <w:tblStyle w:val="TableGrid"/>
+        <w:tblpPr w:leftFromText="180" w:rightFromText="180" w:vertAnchor="text" w:horzAnchor="page" w:tblpX="3328" w:tblpY="-26"/>
+        <w:tblW w:w="0" w:type="auto"/>
+        <w:tblBorders>
+          <w:top w:val="none" w:sz="0" w:space="0" w:color="auto"/>
+          <w:left w:val="none" w:sz="0" w:space="0" w:color="auto"/>
+          <w:bottom w:val="none" w:sz="0" w:space="0" w:color="auto"/>
+          <w:right w:val="none" w:sz="0" w:space="0" w:color="auto"/>
+          <w:insideH w:val="none" w:sz="0" w:space="0" w:color="auto"/>
+          <w:insideV w:val="none" w:sz="0" w:space="0" w:color="auto"/>
+        </w:tblBorders>
+        <w:tblLook w:val="04A0" w:firstRow="1" w:lastRow="0" w:firstColumn="1" w:lastColumn="0" w:noHBand="0" w:noVBand="1"/>
+      </w:tblPr>
+      <w:tblGrid>
+        <w:gridCol w:w="3069"/>
+        <w:gridCol w:w="1208"/>
+        <w:gridCol w:w="1761"/>
+      </w:tblGrid>
+      <w:tr>
+        <w:trPr>
+          <w:trHeight w:val="548"/>
+        </w:trPr>
+        <w:tc>
+          <w:tcPr>
+            <w:tcW w:w="3069" w:type="dxa"/>
+          </w:tcPr>
+          <w:p>
+            <w:pPr>
+              <w:spacing w:after="120" w:line="360" w:lineRule="auto"/>
+              <w:ind w:right="49"/>
+              <w:rPr>
+                <w:rFonts w:ascii="Times New Roman" w:hAnsi="Times New Roman" w:cs="Times New Roman"/>
+                <w:color w:val="000000"/>
+                <w:sz w:val="28"/>
+                <w:szCs w:val="28"/>
+                <w:lang w:val="vi-VN"/>
+              </w:rPr>
+            </w:pPr>
+            <w:r>
+              <w:rPr>
+                <w:rFonts w:ascii="Times New Roman" w:hAnsi="Times New Roman" w:cs="Times New Roman"/>
+                <w:sz w:val="28"/>
+                <w:szCs w:val="28"/>
+                <w:lang w:val="vi-VN"/>
+              </w:rPr>
+              <w:t>Ngô Khánh Chiến</w:t>
+            </w:r>
+            <w:r>
+              <w:rPr>
+                <w:rFonts w:ascii="Times New Roman" w:hAnsi="Times New Roman" w:cs="Times New Roman"/>
+                <w:sz w:val="28"/>
+                <w:szCs w:val="28"/>
+              </w:rPr>
+              <w:t xml:space="preserve"> </w:t>
+            </w:r>
+            <w:r>
+              <w:rPr>
+                <w:rFonts w:ascii="Times New Roman" w:hAnsi="Times New Roman" w:cs="Times New Roman"/>
+                <w:sz w:val="28"/>
+                <w:szCs w:val="28"/>
+                <w:lang w:val="vi-VN"/>
+              </w:rPr>
+              <w:t xml:space="preserve"> </w:t>
+            </w:r>
+          </w:p>
+        </w:tc>
+        <w:tc>
+          <w:tcPr>
+            <w:tcW w:w="1208" w:type="dxa"/>
+          </w:tcPr>
+          <w:p>
+            <w:pPr>
+              <w:spacing w:after="120" w:line="360" w:lineRule="auto"/>
+              <w:ind w:right="49"/>
+              <w:rPr>
+                <w:rFonts w:ascii="Times New Roman" w:hAnsi="Times New Roman" w:cs="Times New Roman"/>
+                <w:color w:val="000000"/>
+                <w:sz w:val="28"/>
+                <w:szCs w:val="28"/>
+                <w:lang w:val="vi-VN"/>
+              </w:rPr>
+            </w:pPr>
+            <w:r>
+              <w:rPr>
+                <w:rFonts w:ascii="Times New Roman" w:hAnsi="Times New Roman" w:cs="Times New Roman"/>
+                <w:sz w:val="28"/>
+                <w:szCs w:val="28"/>
+              </w:rPr>
+              <w:t>Mã</w:t>
+            </w:r>
+            <w:r>
+              <w:rPr>
+                <w:rFonts w:ascii="Times New Roman" w:hAnsi="Times New Roman" w:cs="Times New Roman"/>
+                <w:spacing w:val="-2"/>
+                <w:sz w:val="28"/>
+                <w:szCs w:val="28"/>
+              </w:rPr>
+              <w:t xml:space="preserve"> </w:t>
+            </w:r>
+            <w:r>
+              <w:rPr>
+                <w:rFonts w:ascii="Times New Roman" w:hAnsi="Times New Roman" w:cs="Times New Roman"/>
+                <w:sz w:val="28"/>
+                <w:szCs w:val="28"/>
+              </w:rPr>
+              <w:t>SV:</w:t>
+            </w:r>
+          </w:p>
+        </w:tc>
+        <w:tc>
+          <w:tcPr>
+            <w:tcW w:w="1761" w:type="dxa"/>
+          </w:tcPr>
+          <w:p>
+            <w:pPr>
+              <w:spacing w:after="120" w:line="360" w:lineRule="auto"/>
+              <w:ind w:right="49"/>
+              <w:rPr>
+                <w:rFonts w:ascii="Times New Roman" w:hAnsi="Times New Roman" w:cs="Times New Roman"/>
+                <w:color w:val="000000"/>
+                <w:sz w:val="28"/>
+                <w:szCs w:val="28"/>
+                <w:lang w:val="vi-VN"/>
+              </w:rPr>
+            </w:pPr>
+            <w:r>
+              <w:rPr>
+                <w:rFonts w:ascii="Times New Roman" w:hAnsi="Times New Roman" w:cs="Times New Roman"/>
+                <w:spacing w:val="-2"/>
+                <w:sz w:val="28"/>
+                <w:szCs w:val="28"/>
+              </w:rPr>
+              <w:t>202</w:t>
+            </w:r>
+            <w:r>
+              <w:rPr>
+                <w:rFonts w:ascii="Times New Roman" w:hAnsi="Times New Roman" w:cs="Times New Roman"/>
+                <w:spacing w:val="-2"/>
+                <w:sz w:val="28"/>
+                <w:szCs w:val="28"/>
+                <w:lang w:val="vi-VN"/>
+              </w:rPr>
+              <w:t>3604121</w:t>
+            </w:r>
+          </w:p>
+        </w:tc>
+      </w:tr>
+      <w:tr>
+        <w:trPr>
+          <w:trHeight w:val="548"/>
+        </w:trPr>
+        <w:tc>
+          <w:tcPr>
+            <w:tcW w:w="3069" w:type="dxa"/>
+          </w:tcPr>
+          <w:p>
+            <w:pPr>
+              <w:spacing w:after="120" w:line="360" w:lineRule="auto"/>
+              <w:ind w:right="49"/>
+              <w:rPr>
+                <w:rFonts w:ascii="Times New Roman" w:hAnsi="Times New Roman" w:cs="Times New Roman"/>
+                <w:color w:val="000000"/>
+                <w:sz w:val="28"/>
+                <w:szCs w:val="28"/>
+                <w:lang w:val="vi-VN"/>
+              </w:rPr>
+            </w:pPr>
+            <w:r>
+              <w:rPr>
+                <w:rFonts w:ascii="Times New Roman" w:hAnsi="Times New Roman" w:cs="Times New Roman"/>
+                <w:sz w:val="28"/>
+                <w:szCs w:val="28"/>
+                <w:lang w:val="vi-VN"/>
+              </w:rPr>
+              <w:t>Nguyễn Hữu</w:t>
+            </w:r>
+            <w:r>
+              <w:rPr>
+                <w:rFonts w:ascii="Times New Roman" w:hAnsi="Times New Roman" w:cs="Times New Roman"/>
+                <w:spacing w:val="-5"/>
+                <w:sz w:val="28"/>
+                <w:szCs w:val="28"/>
+              </w:rPr>
+              <w:t xml:space="preserve"> Đạt</w:t>
+            </w:r>
+          </w:p>
+        </w:tc>
+        <w:tc>
+          <w:tcPr>
+            <w:tcW w:w="1208" w:type="dxa"/>
+          </w:tcPr>
+          <w:p>
+            <w:pPr>
+              <w:spacing w:after="120" w:line="360" w:lineRule="auto"/>
+              <w:ind w:right="49"/>
+              <w:rPr>
+                <w:rFonts w:ascii="Times New Roman" w:hAnsi="Times New Roman" w:cs="Times New Roman"/>
+                <w:color w:val="000000"/>
+                <w:sz w:val="28"/>
+                <w:szCs w:val="28"/>
+                <w:lang w:val="vi-VN"/>
+              </w:rPr>
+            </w:pPr>
+            <w:r>
+              <w:rPr>
+                <w:rFonts w:ascii="Times New Roman" w:hAnsi="Times New Roman" w:cs="Times New Roman"/>
+                <w:sz w:val="28"/>
+                <w:szCs w:val="28"/>
+              </w:rPr>
+              <w:t>Mã</w:t>
+            </w:r>
+            <w:r>
+              <w:rPr>
+                <w:rFonts w:ascii="Times New Roman" w:hAnsi="Times New Roman" w:cs="Times New Roman"/>
+                <w:spacing w:val="-2"/>
+                <w:sz w:val="28"/>
+                <w:szCs w:val="28"/>
+              </w:rPr>
+              <w:t xml:space="preserve"> </w:t>
+            </w:r>
+            <w:r>
+              <w:rPr>
+                <w:rFonts w:ascii="Times New Roman" w:hAnsi="Times New Roman" w:cs="Times New Roman"/>
+                <w:sz w:val="28"/>
+                <w:szCs w:val="28"/>
+              </w:rPr>
+              <w:t>SV:</w:t>
+            </w:r>
+          </w:p>
+        </w:tc>
+        <w:tc>
+          <w:tcPr>
+            <w:tcW w:w="1761" w:type="dxa"/>
+          </w:tcPr>
+          <w:p>
+            <w:pPr>
+              <w:spacing w:after="120" w:line="360" w:lineRule="auto"/>
+              <w:ind w:right="49"/>
+              <w:rPr>
+                <w:rFonts w:ascii="Times New Roman" w:hAnsi="Times New Roman" w:cs="Times New Roman"/>
+                <w:spacing w:val="-2"/>
+                <w:sz w:val="28"/>
+                <w:szCs w:val="28"/>
+                <w:lang w:val="vi-VN"/>
+              </w:rPr>
+            </w:pPr>
+            <w:r>
+              <w:rPr>
+                <w:rFonts w:ascii="Times New Roman" w:hAnsi="Times New Roman" w:cs="Times New Roman"/>
+                <w:spacing w:val="-2"/>
+                <w:sz w:val="28"/>
+                <w:szCs w:val="28"/>
+              </w:rPr>
+              <w:t>202</w:t>
+            </w:r>
+            <w:r>
+              <w:rPr>
+                <w:rFonts w:ascii="Times New Roman" w:hAnsi="Times New Roman" w:cs="Times New Roman"/>
+                <w:spacing w:val="-2"/>
+                <w:sz w:val="28"/>
+                <w:szCs w:val="28"/>
+                <w:lang w:val="vi-VN"/>
+              </w:rPr>
+              <w:t>3604397</w:t>
+            </w:r>
+          </w:p>
+        </w:tc>
+      </w:tr>
+      <w:tr>
+        <w:trPr>
+          <w:trHeight w:val="548"/>
+        </w:trPr>
+        <w:tc>
+          <w:tcPr>
+            <w:tcW w:w="3069" w:type="dxa"/>
+          </w:tcPr>
+          <w:p>
+            <w:pPr>
+              <w:spacing w:after="120" w:line="360" w:lineRule="auto"/>
+              <w:ind w:right="49"/>
+              <w:rPr>
+                <w:rFonts w:ascii="Times New Roman" w:hAnsi="Times New Roman" w:cs="Times New Roman"/>
+                <w:color w:val="000000"/>
+                <w:sz w:val="28"/>
+                <w:szCs w:val="28"/>
+                <w:lang w:val="vi-VN"/>
+              </w:rPr>
+            </w:pPr>
+            <w:r>
+              <w:rPr>
+                <w:rFonts w:ascii="Times New Roman" w:hAnsi="Times New Roman" w:cs="Times New Roman"/>
+                <w:sz w:val="28"/>
+                <w:szCs w:val="28"/>
+                <w:lang w:val="vi-VN"/>
+              </w:rPr>
+              <w:t>Vũ Huy Hoàng</w:t>
+            </w:r>
+            <w:r>
+              <w:rPr>
+                <w:rFonts w:ascii="Times New Roman" w:hAnsi="Times New Roman" w:cs="Times New Roman"/>
+                <w:sz w:val="28"/>
+                <w:szCs w:val="28"/>
+              </w:rPr>
+              <w:t xml:space="preserve"> </w:t>
+            </w:r>
+            <w:r>
+              <w:rPr>
+                <w:rFonts w:ascii="Times New Roman" w:hAnsi="Times New Roman" w:cs="Times New Roman"/>
+                <w:sz w:val="28"/>
+                <w:szCs w:val="28"/>
+                <w:lang w:val="vi-VN"/>
+              </w:rPr>
+              <w:t xml:space="preserve"> </w:t>
+            </w:r>
+          </w:p>
+        </w:tc>
+        <w:tc>
+          <w:tcPr>
+            <w:tcW w:w="1208" w:type="dxa"/>
+          </w:tcPr>
+          <w:p>
+            <w:pPr>
+              <w:spacing w:after="120" w:line="360" w:lineRule="auto"/>
+              <w:ind w:right="49"/>
+              <w:rPr>
+                <w:rFonts w:ascii="Times New Roman" w:hAnsi="Times New Roman" w:cs="Times New Roman"/>
+                <w:color w:val="000000"/>
+                <w:sz w:val="28"/>
+                <w:szCs w:val="28"/>
+                <w:lang w:val="vi-VN"/>
+              </w:rPr>
+            </w:pPr>
+            <w:r>
+              <w:rPr>
+                <w:rFonts w:ascii="Times New Roman" w:hAnsi="Times New Roman" w:cs="Times New Roman"/>
+                <w:sz w:val="28"/>
+                <w:szCs w:val="28"/>
+              </w:rPr>
+              <w:t>Mã</w:t>
+            </w:r>
+            <w:r>
+              <w:rPr>
+                <w:rFonts w:ascii="Times New Roman" w:hAnsi="Times New Roman" w:cs="Times New Roman"/>
+                <w:spacing w:val="-2"/>
+                <w:sz w:val="28"/>
+                <w:szCs w:val="28"/>
+              </w:rPr>
+              <w:t xml:space="preserve"> </w:t>
+            </w:r>
+            <w:r>
+              <w:rPr>
+                <w:rFonts w:ascii="Times New Roman" w:hAnsi="Times New Roman" w:cs="Times New Roman"/>
+                <w:sz w:val="28"/>
+                <w:szCs w:val="28"/>
+              </w:rPr>
+              <w:t>SV:</w:t>
+            </w:r>
+          </w:p>
+        </w:tc>
+        <w:tc>
+          <w:tcPr>
+            <w:tcW w:w="1761" w:type="dxa"/>
+          </w:tcPr>
+          <w:p>
+            <w:pPr>
+              <w:spacing w:after="120" w:line="360" w:lineRule="auto"/>
+              <w:ind w:right="49"/>
+              <w:rPr>
+                <w:rFonts w:ascii="Times New Roman" w:hAnsi="Times New Roman" w:cs="Times New Roman"/>
+                <w:color w:val="000000"/>
+                <w:sz w:val="28"/>
+                <w:szCs w:val="28"/>
+                <w:lang w:val="vi-VN"/>
+              </w:rPr>
+            </w:pPr>
+            <w:r>
+              <w:rPr>
+                <w:rFonts w:ascii="Times New Roman" w:hAnsi="Times New Roman" w:cs="Times New Roman"/>
+                <w:spacing w:val="-2"/>
+                <w:sz w:val="28"/>
+                <w:szCs w:val="28"/>
+              </w:rPr>
+              <w:t>202</w:t>
+            </w:r>
+            <w:r>
+              <w:rPr>
+                <w:rFonts w:ascii="Times New Roman" w:hAnsi="Times New Roman" w:cs="Times New Roman"/>
+                <w:spacing w:val="-2"/>
+                <w:sz w:val="28"/>
+                <w:szCs w:val="28"/>
+                <w:lang w:val="vi-VN"/>
+              </w:rPr>
+              <w:t>3603577</w:t>
+            </w:r>
+          </w:p>
+        </w:tc>
+      </w:tr>
+      <w:tr>
+        <w:trPr>
+          <w:trHeight w:val="557"/>
+        </w:trPr>
+        <w:tc>
+          <w:tcPr>
+            <w:tcW w:w="3069" w:type="dxa"/>
+          </w:tcPr>
+          <w:p>
+            <w:pPr>
+              <w:spacing w:after="120" w:line="360" w:lineRule="auto"/>
+              <w:ind w:right="49"/>
+              <w:rPr>
+                <w:rFonts w:ascii="Times New Roman" w:hAnsi="Times New Roman" w:cs="Times New Roman"/>
+                <w:color w:val="000000"/>
+                <w:sz w:val="28"/>
+                <w:szCs w:val="28"/>
+                <w:lang w:val="vi-VN"/>
+              </w:rPr>
+            </w:pPr>
+            <w:r>
+              <w:rPr>
+                <w:rFonts w:ascii="Times New Roman" w:hAnsi="Times New Roman" w:cs="Times New Roman"/>
+                <w:sz w:val="28"/>
+                <w:szCs w:val="28"/>
+                <w:lang w:val="vi-VN"/>
+              </w:rPr>
+              <w:t>Nguyễn Thị Oanh</w:t>
+            </w:r>
+            <w:r>
+              <w:rPr>
+                <w:rFonts w:ascii="Times New Roman" w:hAnsi="Times New Roman" w:cs="Times New Roman"/>
+                <w:sz w:val="28"/>
+                <w:szCs w:val="28"/>
+              </w:rPr>
+              <w:t xml:space="preserve"> </w:t>
+            </w:r>
+            <w:r>
+              <w:rPr>
+                <w:rFonts w:ascii="Times New Roman" w:hAnsi="Times New Roman" w:cs="Times New Roman"/>
+                <w:sz w:val="28"/>
+                <w:szCs w:val="28"/>
+                <w:lang w:val="vi-VN"/>
+              </w:rPr>
+              <w:t xml:space="preserve"> </w:t>
+            </w:r>
+          </w:p>
+        </w:tc>
+        <w:tc>
+          <w:tcPr>
+            <w:tcW w:w="1208" w:type="dxa"/>
+          </w:tcPr>
+          <w:p>
+            <w:pPr>
+              <w:spacing w:after="120" w:line="360" w:lineRule="auto"/>
+              <w:ind w:right="49"/>
+              <w:rPr>
+                <w:rFonts w:ascii="Times New Roman" w:hAnsi="Times New Roman" w:cs="Times New Roman"/>
+                <w:color w:val="000000"/>
+                <w:sz w:val="28"/>
+                <w:szCs w:val="28"/>
+                <w:lang w:val="vi-VN"/>
+              </w:rPr>
+            </w:pPr>
+            <w:r>
+              <w:rPr>
+                <w:rFonts w:ascii="Times New Roman" w:hAnsi="Times New Roman" w:cs="Times New Roman"/>
+                <w:sz w:val="28"/>
+                <w:szCs w:val="28"/>
+              </w:rPr>
+              <w:t>Mã</w:t>
+            </w:r>
+            <w:r>
+              <w:rPr>
+                <w:rFonts w:ascii="Times New Roman" w:hAnsi="Times New Roman" w:cs="Times New Roman"/>
+                <w:spacing w:val="-2"/>
+                <w:sz w:val="28"/>
+                <w:szCs w:val="28"/>
+              </w:rPr>
+              <w:t xml:space="preserve"> </w:t>
+            </w:r>
+            <w:r>
+              <w:rPr>
+                <w:rFonts w:ascii="Times New Roman" w:hAnsi="Times New Roman" w:cs="Times New Roman"/>
+                <w:sz w:val="28"/>
+                <w:szCs w:val="28"/>
+              </w:rPr>
+              <w:t>SV:</w:t>
+            </w:r>
+          </w:p>
+        </w:tc>
+        <w:tc>
+          <w:tcPr>
+            <w:tcW w:w="1761" w:type="dxa"/>
+          </w:tcPr>
+          <w:p>
+            <w:pPr>
+              <w:spacing w:after="120" w:line="360" w:lineRule="auto"/>
+              <w:ind w:right="49"/>
+              <w:rPr>
+                <w:rFonts w:ascii="Times New Roman" w:hAnsi="Times New Roman" w:cs="Times New Roman"/>
+                <w:spacing w:val="-2"/>
+                <w:sz w:val="28"/>
+                <w:szCs w:val="28"/>
+                <w:lang w:val="vi-VN"/>
+              </w:rPr>
+            </w:pPr>
+            <w:r>
+              <w:rPr>
+                <w:rFonts w:ascii="Times New Roman" w:hAnsi="Times New Roman" w:cs="Times New Roman"/>
+                <w:spacing w:val="-2"/>
+                <w:sz w:val="28"/>
+                <w:szCs w:val="28"/>
+              </w:rPr>
+              <w:t>202</w:t>
+            </w:r>
+            <w:r>
+              <w:rPr>
+                <w:rFonts w:ascii="Times New Roman" w:hAnsi="Times New Roman" w:cs="Times New Roman"/>
+                <w:spacing w:val="-2"/>
+                <w:sz w:val="28"/>
+                <w:szCs w:val="28"/>
+                <w:lang w:val="vi-VN"/>
+              </w:rPr>
+              <w:t>3605317</w:t>
+            </w:r>
+          </w:p>
+        </w:tc>
+      </w:tr>
+      <w:tr>
+        <w:trPr>
+          <w:trHeight w:val="548"/>
+        </w:trPr>
+        <w:tc>
+          <w:tcPr>
+            <w:tcW w:w="3069" w:type="dxa"/>
+          </w:tcPr>
+          <w:p>
+            <w:pPr>
+              <w:spacing w:after="120" w:line="360" w:lineRule="auto"/>
+              <w:ind w:right="49"/>
+              <w:rPr>
+                <w:rFonts w:ascii="Times New Roman" w:hAnsi="Times New Roman" w:cs="Times New Roman"/>
+                <w:color w:val="000000"/>
+                <w:sz w:val="28"/>
+                <w:szCs w:val="28"/>
+                <w:lang w:val="vi-VN"/>
+              </w:rPr>
+            </w:pPr>
+            <w:r>
+              <w:rPr>
+                <w:rFonts w:ascii="Times New Roman" w:hAnsi="Times New Roman" w:cs="Times New Roman"/>
+                <w:color w:val="000000"/>
+                <w:sz w:val="28"/>
+                <w:szCs w:val="28"/>
+                <w:lang w:val="vi-VN"/>
+              </w:rPr>
+              <w:t>Đặng Đình Trọng</w:t>
+            </w:r>
+          </w:p>
+        </w:tc>
+        <w:tc>
+          <w:tcPr>
+            <w:tcW w:w="1208" w:type="dxa"/>
+          </w:tcPr>
+          <w:p>
+            <w:pPr>
+              <w:spacing w:after="120" w:line="360" w:lineRule="auto"/>
+              <w:ind w:right="49"/>
+              <w:rPr>
+                <w:rFonts w:ascii="Times New Roman" w:hAnsi="Times New Roman" w:cs="Times New Roman"/>
+                <w:color w:val="000000"/>
+                <w:sz w:val="28"/>
+                <w:szCs w:val="28"/>
+                <w:lang w:val="vi-VN"/>
+              </w:rPr>
+            </w:pPr>
+            <w:r>
+              <w:rPr>
+                <w:rFonts w:ascii="Times New Roman" w:hAnsi="Times New Roman" w:cs="Times New Roman"/>
+                <w:sz w:val="28"/>
+                <w:szCs w:val="28"/>
+              </w:rPr>
+              <w:t>Mã</w:t>
+            </w:r>
+            <w:r>
+              <w:rPr>
+                <w:rFonts w:ascii="Times New Roman" w:hAnsi="Times New Roman" w:cs="Times New Roman"/>
+                <w:spacing w:val="-2"/>
+                <w:sz w:val="28"/>
+                <w:szCs w:val="28"/>
+              </w:rPr>
+              <w:t xml:space="preserve"> </w:t>
+            </w:r>
+            <w:r>
+              <w:rPr>
+                <w:rFonts w:ascii="Times New Roman" w:hAnsi="Times New Roman" w:cs="Times New Roman"/>
+                <w:sz w:val="28"/>
+                <w:szCs w:val="28"/>
+              </w:rPr>
+              <w:t>SV:</w:t>
+            </w:r>
+          </w:p>
+        </w:tc>
+        <w:tc>
+          <w:tcPr>
+            <w:tcW w:w="1761" w:type="dxa"/>
+          </w:tcPr>
+          <w:p>
+            <w:pPr>
+              <w:spacing w:after="120" w:line="360" w:lineRule="auto"/>
+              <w:ind w:right="49"/>
+              <w:rPr>
+                <w:rFonts w:ascii="Times New Roman" w:hAnsi="Times New Roman" w:cs="Times New Roman"/>
+                <w:color w:val="000000"/>
+                <w:sz w:val="28"/>
+                <w:szCs w:val="28"/>
+                <w:lang w:val="vi-VN"/>
+              </w:rPr>
+            </w:pPr>
+            <w:r>
+              <w:rPr>
+                <w:rFonts w:ascii="Times New Roman" w:hAnsi="Times New Roman" w:cs="Times New Roman"/>
+                <w:color w:val="000000"/>
+                <w:sz w:val="28"/>
+                <w:szCs w:val="28"/>
+                <w:lang w:val="vi-VN"/>
+              </w:rPr>
+              <w:t>2023602945</w:t>
+            </w:r>
+          </w:p>
+        </w:tc>
+      </w:tr>
+    </w:tbl>
+    <w:p>
+      <w:pPr>
+        <w:spacing w:before="100" w:after="100" w:line="360" w:lineRule="auto"/>
+        <w:jc w:val="both"/>
+        <w:rPr>
+          <w:rFonts w:ascii="Times New Roman" w:hAnsi="Times New Roman" w:cs="Times New Roman"/>
+          <w:color w:val="404040"/>
+          <w:sz w:val="28"/>
+          <w:szCs w:val="28"/>
+          <w:shd w:val="clear" w:color="auto" w:fill="FFFFFF"/>
+          <w:lang w:val="vi-VN"/>
+        </w:rPr>
+      </w:pPr>
+    </w:p>
+    <w:p>
+      <w:pPr>
+        <w:spacing w:before="100" w:after="100" w:line="360" w:lineRule="auto"/>
+        <w:jc w:val="both"/>
+        <w:rPr>
+          <w:rFonts w:ascii="Times New Roman" w:hAnsi="Times New Roman" w:cs="Times New Roman"/>
+          <w:color w:val="404040"/>
+          <w:sz w:val="28"/>
+          <w:szCs w:val="28"/>
+          <w:shd w:val="clear" w:color="auto" w:fill="FFFFFF"/>
+          <w:lang w:val="vi-VN"/>
+        </w:rPr>
+      </w:pPr>
+    </w:p>
+    <w:p>
+      <w:pPr>
+        <w:spacing w:before="100" w:after="100" w:line="360" w:lineRule="auto"/>
+        <w:jc w:val="both"/>
+        <w:rPr>
+          <w:rFonts w:ascii="Times New Roman" w:hAnsi="Times New Roman" w:cs="Times New Roman"/>
+          <w:color w:val="404040"/>
+          <w:sz w:val="28"/>
+          <w:szCs w:val="28"/>
+          <w:shd w:val="clear" w:color="auto" w:fill="FFFFFF"/>
+          <w:lang w:val="vi-VN"/>
+        </w:rPr>
+      </w:pPr>
+    </w:p>
+    <w:p>
+      <w:pPr>
+        <w:spacing w:before="100" w:after="100" w:line="360" w:lineRule="auto"/>
+        <w:jc w:val="both"/>
+        <w:rPr>
+          <w:rFonts w:ascii="Times New Roman" w:hAnsi="Times New Roman" w:cs="Times New Roman"/>
+          <w:color w:val="404040"/>
+          <w:sz w:val="28"/>
+          <w:szCs w:val="28"/>
+          <w:shd w:val="clear" w:color="auto" w:fill="FFFFFF"/>
+          <w:lang w:val="vi-VN"/>
+        </w:rPr>
+      </w:pPr>
+    </w:p>
+    <w:p>
+      <w:pPr>
+        <w:spacing w:before="100" w:after="100" w:line="360" w:lineRule="auto"/>
+        <w:jc w:val="both"/>
+        <w:rPr>
+          <w:rFonts w:ascii="Times New Roman" w:hAnsi="Times New Roman" w:cs="Times New Roman"/>
+          <w:color w:val="404040"/>
+          <w:sz w:val="28"/>
+          <w:szCs w:val="28"/>
+          <w:shd w:val="clear" w:color="auto" w:fill="FFFFFF"/>
+          <w:lang w:val="vi-VN"/>
+        </w:rPr>
+      </w:pPr>
     </w:p>
     <w:p>
       <w:pPr>
@@ -455,6 +1175,102 @@
                 <w:lang w:val="vi-VN"/>
               </w:rPr>
             </w:pPr>
+          </w:p>
+          <w:p>
+            <w:pPr>
+              <w:jc w:val="center"/>
+              <w:rPr>
+                <w:rFonts w:ascii="Times New Roman" w:hAnsi="Times New Roman" w:cs="Times New Roman"/>
+                <w:color w:val="000000" w:themeColor="text1"/>
+                <w:sz w:val="28"/>
+                <w:szCs w:val="28"/>
+                <w:lang w:val="vi-VN"/>
+              </w:rPr>
+            </w:pPr>
+          </w:p>
+          <w:p>
+            <w:pPr>
+              <w:jc w:val="center"/>
+              <w:rPr>
+                <w:rFonts w:ascii="Times New Roman" w:hAnsi="Times New Roman" w:cs="Times New Roman"/>
+                <w:color w:val="000000" w:themeColor="text1"/>
+                <w:sz w:val="28"/>
+                <w:szCs w:val="28"/>
+                <w:lang w:val="vi-VN"/>
+              </w:rPr>
+            </w:pPr>
+          </w:p>
+          <w:p>
+            <w:pPr>
+              <w:jc w:val="center"/>
+              <w:rPr>
+                <w:rFonts w:ascii="Times New Roman" w:hAnsi="Times New Roman" w:cs="Times New Roman"/>
+                <w:color w:val="000000" w:themeColor="text1"/>
+                <w:sz w:val="28"/>
+                <w:szCs w:val="28"/>
+                <w:lang w:val="vi-VN"/>
+              </w:rPr>
+            </w:pPr>
+          </w:p>
+          <w:p>
+            <w:pPr>
+              <w:jc w:val="center"/>
+              <w:rPr>
+                <w:rFonts w:ascii="Times New Roman" w:hAnsi="Times New Roman" w:cs="Times New Roman"/>
+                <w:color w:val="000000" w:themeColor="text1"/>
+                <w:sz w:val="28"/>
+                <w:szCs w:val="28"/>
+                <w:lang w:val="vi-VN"/>
+              </w:rPr>
+            </w:pPr>
+          </w:p>
+          <w:p>
+            <w:pPr>
+              <w:jc w:val="center"/>
+              <w:rPr>
+                <w:rFonts w:ascii="Times New Roman" w:hAnsi="Times New Roman" w:cs="Times New Roman"/>
+                <w:color w:val="000000" w:themeColor="text1"/>
+                <w:sz w:val="28"/>
+                <w:szCs w:val="28"/>
+                <w:lang w:val="vi-VN"/>
+              </w:rPr>
+            </w:pPr>
+          </w:p>
+          <w:p>
+            <w:pPr>
+              <w:jc w:val="center"/>
+              <w:rPr>
+                <w:rFonts w:ascii="Times New Roman" w:hAnsi="Times New Roman" w:cs="Times New Roman"/>
+                <w:color w:val="000000" w:themeColor="text1"/>
+                <w:sz w:val="28"/>
+                <w:szCs w:val="28"/>
+                <w:lang w:val="vi-VN"/>
+              </w:rPr>
+            </w:pPr>
+          </w:p>
+          <w:p>
+            <w:pPr>
+              <w:jc w:val="center"/>
+              <w:rPr>
+                <w:rFonts w:ascii="Times New Roman" w:hAnsi="Times New Roman" w:cs="Times New Roman"/>
+                <w:color w:val="000000" w:themeColor="text1"/>
+                <w:sz w:val="28"/>
+                <w:szCs w:val="28"/>
+                <w:lang w:val="vi-VN"/>
+              </w:rPr>
+            </w:pPr>
+          </w:p>
+          <w:p>
+            <w:pPr>
+              <w:jc w:val="center"/>
+              <w:rPr>
+                <w:rFonts w:ascii="Times New Roman" w:hAnsi="Times New Roman" w:cs="Times New Roman"/>
+                <w:color w:val="000000" w:themeColor="text1"/>
+                <w:sz w:val="28"/>
+                <w:szCs w:val="28"/>
+                <w:lang w:val="vi-VN"/>
+              </w:rPr>
+            </w:pPr>
             <w:r>
               <w:rPr>
                 <w:rFonts w:ascii="Times New Roman" w:hAnsi="Times New Roman" w:cs="Times New Roman"/>
@@ -1293,6 +2109,234 @@
               <w:jc w:val="center"/>
               <w:rPr>
                 <w:rFonts w:ascii="Times New Roman" w:hAnsi="Times New Roman" w:cs="Times New Roman"/>
+                <w:color w:val="000000" w:themeColor="text1"/>
+                <w:sz w:val="28"/>
+                <w:szCs w:val="28"/>
+                <w:lang w:val="vi-VN"/>
+              </w:rPr>
+            </w:pPr>
+          </w:p>
+          <w:p>
+            <w:pPr>
+              <w:jc w:val="center"/>
+              <w:rPr>
+                <w:rFonts w:ascii="Times New Roman" w:hAnsi="Times New Roman" w:cs="Times New Roman"/>
+                <w:color w:val="000000" w:themeColor="text1"/>
+                <w:sz w:val="28"/>
+                <w:szCs w:val="28"/>
+                <w:lang w:val="vi-VN"/>
+              </w:rPr>
+            </w:pPr>
+          </w:p>
+          <w:p>
+            <w:pPr>
+              <w:jc w:val="center"/>
+              <w:rPr>
+                <w:rFonts w:ascii="Times New Roman" w:hAnsi="Times New Roman" w:cs="Times New Roman"/>
+                <w:color w:val="000000" w:themeColor="text1"/>
+                <w:sz w:val="28"/>
+                <w:szCs w:val="28"/>
+                <w:lang w:val="vi-VN"/>
+              </w:rPr>
+            </w:pPr>
+          </w:p>
+          <w:p>
+            <w:pPr>
+              <w:jc w:val="center"/>
+              <w:rPr>
+                <w:rFonts w:ascii="Times New Roman" w:hAnsi="Times New Roman" w:cs="Times New Roman"/>
+                <w:color w:val="000000" w:themeColor="text1"/>
+                <w:sz w:val="28"/>
+                <w:szCs w:val="28"/>
+                <w:lang w:val="vi-VN"/>
+              </w:rPr>
+            </w:pPr>
+          </w:p>
+          <w:p>
+            <w:pPr>
+              <w:jc w:val="center"/>
+              <w:rPr>
+                <w:rFonts w:ascii="Times New Roman" w:hAnsi="Times New Roman" w:cs="Times New Roman"/>
+                <w:color w:val="000000" w:themeColor="text1"/>
+                <w:sz w:val="28"/>
+                <w:szCs w:val="28"/>
+                <w:lang w:val="vi-VN"/>
+              </w:rPr>
+            </w:pPr>
+          </w:p>
+          <w:p>
+            <w:pPr>
+              <w:jc w:val="center"/>
+              <w:rPr>
+                <w:rFonts w:ascii="Times New Roman" w:hAnsi="Times New Roman" w:cs="Times New Roman"/>
+                <w:color w:val="000000" w:themeColor="text1"/>
+                <w:sz w:val="28"/>
+                <w:szCs w:val="28"/>
+                <w:lang w:val="vi-VN"/>
+              </w:rPr>
+            </w:pPr>
+          </w:p>
+          <w:p>
+            <w:pPr>
+              <w:jc w:val="center"/>
+              <w:rPr>
+                <w:rFonts w:ascii="Times New Roman" w:hAnsi="Times New Roman" w:cs="Times New Roman"/>
+                <w:color w:val="000000" w:themeColor="text1"/>
+                <w:sz w:val="28"/>
+                <w:szCs w:val="28"/>
+                <w:lang w:val="vi-VN"/>
+              </w:rPr>
+            </w:pPr>
+          </w:p>
+          <w:p>
+            <w:pPr>
+              <w:jc w:val="center"/>
+              <w:rPr>
+                <w:rFonts w:ascii="Times New Roman" w:hAnsi="Times New Roman" w:cs="Times New Roman"/>
+                <w:color w:val="000000" w:themeColor="text1"/>
+                <w:sz w:val="28"/>
+                <w:szCs w:val="28"/>
+                <w:lang w:val="vi-VN"/>
+              </w:rPr>
+            </w:pPr>
+          </w:p>
+          <w:p>
+            <w:pPr>
+              <w:jc w:val="center"/>
+              <w:rPr>
+                <w:rFonts w:ascii="Times New Roman" w:hAnsi="Times New Roman" w:cs="Times New Roman"/>
+                <w:color w:val="000000" w:themeColor="text1"/>
+                <w:sz w:val="28"/>
+                <w:szCs w:val="28"/>
+                <w:lang w:val="vi-VN"/>
+              </w:rPr>
+            </w:pPr>
+          </w:p>
+          <w:p>
+            <w:pPr>
+              <w:jc w:val="center"/>
+              <w:rPr>
+                <w:rFonts w:ascii="Times New Roman" w:hAnsi="Times New Roman" w:cs="Times New Roman"/>
+                <w:color w:val="000000" w:themeColor="text1"/>
+                <w:sz w:val="28"/>
+                <w:szCs w:val="28"/>
+                <w:lang w:val="vi-VN"/>
+              </w:rPr>
+            </w:pPr>
+          </w:p>
+          <w:p>
+            <w:pPr>
+              <w:jc w:val="center"/>
+              <w:rPr>
+                <w:rFonts w:ascii="Times New Roman" w:hAnsi="Times New Roman" w:cs="Times New Roman"/>
+                <w:color w:val="000000" w:themeColor="text1"/>
+                <w:sz w:val="28"/>
+                <w:szCs w:val="28"/>
+                <w:lang w:val="vi-VN"/>
+              </w:rPr>
+            </w:pPr>
+          </w:p>
+          <w:p>
+            <w:pPr>
+              <w:jc w:val="center"/>
+              <w:rPr>
+                <w:rFonts w:ascii="Times New Roman" w:hAnsi="Times New Roman" w:cs="Times New Roman"/>
+                <w:color w:val="000000" w:themeColor="text1"/>
+                <w:sz w:val="28"/>
+                <w:szCs w:val="28"/>
+                <w:lang w:val="vi-VN"/>
+              </w:rPr>
+            </w:pPr>
+          </w:p>
+          <w:p>
+            <w:pPr>
+              <w:jc w:val="center"/>
+              <w:rPr>
+                <w:rFonts w:ascii="Times New Roman" w:hAnsi="Times New Roman" w:cs="Times New Roman"/>
+                <w:color w:val="000000" w:themeColor="text1"/>
+                <w:sz w:val="28"/>
+                <w:szCs w:val="28"/>
+                <w:lang w:val="vi-VN"/>
+              </w:rPr>
+            </w:pPr>
+          </w:p>
+          <w:p>
+            <w:pPr>
+              <w:jc w:val="center"/>
+              <w:rPr>
+                <w:rFonts w:ascii="Times New Roman" w:hAnsi="Times New Roman" w:cs="Times New Roman"/>
+                <w:color w:val="000000" w:themeColor="text1"/>
+                <w:sz w:val="28"/>
+                <w:szCs w:val="28"/>
+                <w:lang w:val="vi-VN"/>
+              </w:rPr>
+            </w:pPr>
+          </w:p>
+          <w:p>
+            <w:pPr>
+              <w:jc w:val="center"/>
+              <w:rPr>
+                <w:rFonts w:ascii="Times New Roman" w:hAnsi="Times New Roman" w:cs="Times New Roman"/>
+                <w:color w:val="000000" w:themeColor="text1"/>
+                <w:sz w:val="28"/>
+                <w:szCs w:val="28"/>
+                <w:lang w:val="vi-VN"/>
+              </w:rPr>
+            </w:pPr>
+          </w:p>
+          <w:p>
+            <w:pPr>
+              <w:jc w:val="center"/>
+              <w:rPr>
+                <w:rFonts w:ascii="Times New Roman" w:hAnsi="Times New Roman" w:cs="Times New Roman"/>
+                <w:color w:val="000000" w:themeColor="text1"/>
+                <w:sz w:val="28"/>
+                <w:szCs w:val="28"/>
+                <w:lang w:val="vi-VN"/>
+              </w:rPr>
+            </w:pPr>
+          </w:p>
+          <w:p>
+            <w:pPr>
+              <w:jc w:val="center"/>
+              <w:rPr>
+                <w:rFonts w:ascii="Times New Roman" w:hAnsi="Times New Roman" w:cs="Times New Roman"/>
+                <w:color w:val="000000" w:themeColor="text1"/>
+                <w:sz w:val="28"/>
+                <w:szCs w:val="28"/>
+                <w:lang w:val="vi-VN"/>
+              </w:rPr>
+            </w:pPr>
+          </w:p>
+          <w:p>
+            <w:pPr>
+              <w:jc w:val="center"/>
+              <w:rPr>
+                <w:rFonts w:ascii="Times New Roman" w:hAnsi="Times New Roman" w:cs="Times New Roman"/>
+                <w:color w:val="000000" w:themeColor="text1"/>
+                <w:sz w:val="28"/>
+                <w:szCs w:val="28"/>
+                <w:lang w:val="vi-VN"/>
+              </w:rPr>
+            </w:pPr>
+          </w:p>
+          <w:p>
+            <w:pPr>
+              <w:jc w:val="center"/>
+              <w:rPr>
+                <w:rFonts w:ascii="Times New Roman" w:hAnsi="Times New Roman" w:cs="Times New Roman"/>
+                <w:color w:val="000000" w:themeColor="text1"/>
+                <w:sz w:val="28"/>
+                <w:szCs w:val="28"/>
+                <w:lang w:val="vi-VN"/>
+              </w:rPr>
+            </w:pPr>
+          </w:p>
+          <w:p>
+            <w:pPr>
+              <w:jc w:val="center"/>
+              <w:rPr>
+                <w:rFonts w:ascii="Times New Roman" w:hAnsi="Times New Roman" w:cs="Times New Roman"/>
                 <w:color w:val="FF0000"/>
                 <w:sz w:val="28"/>
                 <w:szCs w:val="28"/>
@@ -1649,7 +2693,6 @@
                 <w:szCs w:val="28"/>
                 <w:lang w:val="vi-VN"/>
               </w:rPr>
-              <w:lastRenderedPageBreak/>
               <w:t>- Viết phần giới thiệu, mô tả về RSA và thuật toán RSA</w:t>
             </w:r>
           </w:p>
@@ -1678,17 +2721,7 @@
                 <w:sz w:val="28"/>
                 <w:szCs w:val="28"/>
               </w:rPr>
-              <w:lastRenderedPageBreak/>
-              <w:t xml:space="preserve">Tìm hiểu thuật toán RSA thông qua tài liệu chuyên ngành; chỉnh sửa và bổ </w:t>
-            </w:r>
-            <w:r>
-              <w:rPr>
-                <w:rFonts w:ascii="Times New Roman" w:hAnsi="Times New Roman" w:cs="Times New Roman"/>
-                <w:sz w:val="28"/>
-                <w:szCs w:val="28"/>
-              </w:rPr>
-              <w:lastRenderedPageBreak/>
-              <w:t>sung nội dung để hoàn thiện báo cáo.</w:t>
+              <w:t>Tìm hiểu thuật toán RSA thông qua tài liệu chuyên ngành; chỉnh sửa và bổ sung nội dung để hoàn thiện báo cáo.</w:t>
             </w:r>
           </w:p>
           <w:p>
@@ -2211,6 +3244,234 @@
             <w:vMerge w:val="restart"/>
             <w:vAlign w:val="center"/>
           </w:tcPr>
+          <w:p>
+            <w:pPr>
+              <w:jc w:val="center"/>
+              <w:rPr>
+                <w:rFonts w:ascii="Times New Roman" w:hAnsi="Times New Roman" w:cs="Times New Roman"/>
+                <w:color w:val="000000" w:themeColor="text1"/>
+                <w:sz w:val="28"/>
+                <w:szCs w:val="28"/>
+                <w:lang w:val="vi-VN"/>
+              </w:rPr>
+            </w:pPr>
+          </w:p>
+          <w:p>
+            <w:pPr>
+              <w:jc w:val="center"/>
+              <w:rPr>
+                <w:rFonts w:ascii="Times New Roman" w:hAnsi="Times New Roman" w:cs="Times New Roman"/>
+                <w:color w:val="000000" w:themeColor="text1"/>
+                <w:sz w:val="28"/>
+                <w:szCs w:val="28"/>
+                <w:lang w:val="vi-VN"/>
+              </w:rPr>
+            </w:pPr>
+          </w:p>
+          <w:p>
+            <w:pPr>
+              <w:jc w:val="center"/>
+              <w:rPr>
+                <w:rFonts w:ascii="Times New Roman" w:hAnsi="Times New Roman" w:cs="Times New Roman"/>
+                <w:color w:val="000000" w:themeColor="text1"/>
+                <w:sz w:val="28"/>
+                <w:szCs w:val="28"/>
+                <w:lang w:val="vi-VN"/>
+              </w:rPr>
+            </w:pPr>
+          </w:p>
+          <w:p>
+            <w:pPr>
+              <w:jc w:val="center"/>
+              <w:rPr>
+                <w:rFonts w:ascii="Times New Roman" w:hAnsi="Times New Roman" w:cs="Times New Roman"/>
+                <w:color w:val="000000" w:themeColor="text1"/>
+                <w:sz w:val="28"/>
+                <w:szCs w:val="28"/>
+                <w:lang w:val="vi-VN"/>
+              </w:rPr>
+            </w:pPr>
+          </w:p>
+          <w:p>
+            <w:pPr>
+              <w:jc w:val="center"/>
+              <w:rPr>
+                <w:rFonts w:ascii="Times New Roman" w:hAnsi="Times New Roman" w:cs="Times New Roman"/>
+                <w:color w:val="000000" w:themeColor="text1"/>
+                <w:sz w:val="28"/>
+                <w:szCs w:val="28"/>
+                <w:lang w:val="vi-VN"/>
+              </w:rPr>
+            </w:pPr>
+          </w:p>
+          <w:p>
+            <w:pPr>
+              <w:jc w:val="center"/>
+              <w:rPr>
+                <w:rFonts w:ascii="Times New Roman" w:hAnsi="Times New Roman" w:cs="Times New Roman"/>
+                <w:color w:val="000000" w:themeColor="text1"/>
+                <w:sz w:val="28"/>
+                <w:szCs w:val="28"/>
+                <w:lang w:val="vi-VN"/>
+              </w:rPr>
+            </w:pPr>
+          </w:p>
+          <w:p>
+            <w:pPr>
+              <w:jc w:val="center"/>
+              <w:rPr>
+                <w:rFonts w:ascii="Times New Roman" w:hAnsi="Times New Roman" w:cs="Times New Roman"/>
+                <w:color w:val="000000" w:themeColor="text1"/>
+                <w:sz w:val="28"/>
+                <w:szCs w:val="28"/>
+                <w:lang w:val="vi-VN"/>
+              </w:rPr>
+            </w:pPr>
+          </w:p>
+          <w:p>
+            <w:pPr>
+              <w:jc w:val="center"/>
+              <w:rPr>
+                <w:rFonts w:ascii="Times New Roman" w:hAnsi="Times New Roman" w:cs="Times New Roman"/>
+                <w:color w:val="000000" w:themeColor="text1"/>
+                <w:sz w:val="28"/>
+                <w:szCs w:val="28"/>
+                <w:lang w:val="vi-VN"/>
+              </w:rPr>
+            </w:pPr>
+          </w:p>
+          <w:p>
+            <w:pPr>
+              <w:jc w:val="center"/>
+              <w:rPr>
+                <w:rFonts w:ascii="Times New Roman" w:hAnsi="Times New Roman" w:cs="Times New Roman"/>
+                <w:color w:val="000000" w:themeColor="text1"/>
+                <w:sz w:val="28"/>
+                <w:szCs w:val="28"/>
+                <w:lang w:val="vi-VN"/>
+              </w:rPr>
+            </w:pPr>
+          </w:p>
+          <w:p>
+            <w:pPr>
+              <w:jc w:val="center"/>
+              <w:rPr>
+                <w:rFonts w:ascii="Times New Roman" w:hAnsi="Times New Roman" w:cs="Times New Roman"/>
+                <w:color w:val="000000" w:themeColor="text1"/>
+                <w:sz w:val="28"/>
+                <w:szCs w:val="28"/>
+                <w:lang w:val="vi-VN"/>
+              </w:rPr>
+            </w:pPr>
+          </w:p>
+          <w:p>
+            <w:pPr>
+              <w:jc w:val="center"/>
+              <w:rPr>
+                <w:rFonts w:ascii="Times New Roman" w:hAnsi="Times New Roman" w:cs="Times New Roman"/>
+                <w:color w:val="000000" w:themeColor="text1"/>
+                <w:sz w:val="28"/>
+                <w:szCs w:val="28"/>
+                <w:lang w:val="vi-VN"/>
+              </w:rPr>
+            </w:pPr>
+          </w:p>
+          <w:p>
+            <w:pPr>
+              <w:jc w:val="center"/>
+              <w:rPr>
+                <w:rFonts w:ascii="Times New Roman" w:hAnsi="Times New Roman" w:cs="Times New Roman"/>
+                <w:color w:val="000000" w:themeColor="text1"/>
+                <w:sz w:val="28"/>
+                <w:szCs w:val="28"/>
+                <w:lang w:val="vi-VN"/>
+              </w:rPr>
+            </w:pPr>
+          </w:p>
+          <w:p>
+            <w:pPr>
+              <w:jc w:val="center"/>
+              <w:rPr>
+                <w:rFonts w:ascii="Times New Roman" w:hAnsi="Times New Roman" w:cs="Times New Roman"/>
+                <w:color w:val="000000" w:themeColor="text1"/>
+                <w:sz w:val="28"/>
+                <w:szCs w:val="28"/>
+                <w:lang w:val="vi-VN"/>
+              </w:rPr>
+            </w:pPr>
+          </w:p>
+          <w:p>
+            <w:pPr>
+              <w:jc w:val="center"/>
+              <w:rPr>
+                <w:rFonts w:ascii="Times New Roman" w:hAnsi="Times New Roman" w:cs="Times New Roman"/>
+                <w:color w:val="000000" w:themeColor="text1"/>
+                <w:sz w:val="28"/>
+                <w:szCs w:val="28"/>
+                <w:lang w:val="vi-VN"/>
+              </w:rPr>
+            </w:pPr>
+          </w:p>
+          <w:p>
+            <w:pPr>
+              <w:jc w:val="center"/>
+              <w:rPr>
+                <w:rFonts w:ascii="Times New Roman" w:hAnsi="Times New Roman" w:cs="Times New Roman"/>
+                <w:color w:val="000000" w:themeColor="text1"/>
+                <w:sz w:val="28"/>
+                <w:szCs w:val="28"/>
+                <w:lang w:val="vi-VN"/>
+              </w:rPr>
+            </w:pPr>
+          </w:p>
+          <w:p>
+            <w:pPr>
+              <w:jc w:val="center"/>
+              <w:rPr>
+                <w:rFonts w:ascii="Times New Roman" w:hAnsi="Times New Roman" w:cs="Times New Roman"/>
+                <w:color w:val="000000" w:themeColor="text1"/>
+                <w:sz w:val="28"/>
+                <w:szCs w:val="28"/>
+                <w:lang w:val="vi-VN"/>
+              </w:rPr>
+            </w:pPr>
+          </w:p>
+          <w:p>
+            <w:pPr>
+              <w:jc w:val="center"/>
+              <w:rPr>
+                <w:rFonts w:ascii="Times New Roman" w:hAnsi="Times New Roman" w:cs="Times New Roman"/>
+                <w:color w:val="000000" w:themeColor="text1"/>
+                <w:sz w:val="28"/>
+                <w:szCs w:val="28"/>
+                <w:lang w:val="vi-VN"/>
+              </w:rPr>
+            </w:pPr>
+          </w:p>
+          <w:p>
+            <w:pPr>
+              <w:jc w:val="center"/>
+              <w:rPr>
+                <w:rFonts w:ascii="Times New Roman" w:hAnsi="Times New Roman" w:cs="Times New Roman"/>
+                <w:color w:val="000000" w:themeColor="text1"/>
+                <w:sz w:val="28"/>
+                <w:szCs w:val="28"/>
+                <w:lang w:val="vi-VN"/>
+              </w:rPr>
+            </w:pPr>
+          </w:p>
+          <w:p>
+            <w:pPr>
+              <w:jc w:val="center"/>
+              <w:rPr>
+                <w:rFonts w:ascii="Times New Roman" w:hAnsi="Times New Roman" w:cs="Times New Roman"/>
+                <w:color w:val="000000" w:themeColor="text1"/>
+                <w:sz w:val="28"/>
+                <w:szCs w:val="28"/>
+                <w:lang w:val="vi-VN"/>
+              </w:rPr>
+            </w:pPr>
+          </w:p>
           <w:p>
             <w:pPr>
               <w:jc w:val="center"/>
@@ -2381,7 +3642,6 @@
                 <w:szCs w:val="28"/>
                 <w:lang w:val="vi-VN"/>
               </w:rPr>
-              <w:lastRenderedPageBreak/>
               <w:t xml:space="preserve">- </w:t>
             </w:r>
             <w:r>
@@ -2418,7 +3678,6 @@
                 <w:sz w:val="28"/>
                 <w:szCs w:val="28"/>
               </w:rPr>
-              <w:lastRenderedPageBreak/>
               <w:t>Thiết kế và lập trình các API xử lý nghiệp vụ; triển khai chức năng ký số, xác minh chữ ký và cấu hình hệ thống trên Tomcat.</w:t>
             </w:r>
           </w:p>
@@ -2743,6 +4002,7 @@
                 <w:szCs w:val="28"/>
                 <w:lang w:val="vi-VN"/>
               </w:rPr>
+              <w:lastRenderedPageBreak/>
               <w:t xml:space="preserve">- </w:t>
             </w:r>
             <w:r>
@@ -2830,7 +4090,17 @@
                 <w:sz w:val="28"/>
                 <w:szCs w:val="28"/>
               </w:rPr>
-              <w:t>Cài đặt thuật toán sinh khóa RSA bằng C#; xây dựng API phục vụ các chức năng của chương trình.</w:t>
+              <w:lastRenderedPageBreak/>
+              <w:t xml:space="preserve">Cài đặt thuật toán sinh khóa RSA bằng C#; xây dựng API phục vụ các </w:t>
+            </w:r>
+            <w:r>
+              <w:rPr>
+                <w:rFonts w:ascii="Times New Roman" w:hAnsi="Times New Roman" w:cs="Times New Roman"/>
+                <w:sz w:val="28"/>
+                <w:szCs w:val="28"/>
+              </w:rPr>
+              <w:lastRenderedPageBreak/>
+              <w:t>chức năng của chương trình.</w:t>
             </w:r>
           </w:p>
         </w:tc>
@@ -3988,7 +5258,6 @@
         <w:tc>
           <w:tcPr>
             <w:tcW w:w="3600" w:type="dxa"/>
-            <w:vAlign w:val="center"/>
           </w:tcPr>
           <w:p>
             <w:pPr>
@@ -4006,7 +5275,6 @@
         <w:tc>
           <w:tcPr>
             <w:tcW w:w="3224" w:type="dxa"/>
-            <w:vAlign w:val="center"/>
           </w:tcPr>
           <w:p>
             <w:pPr>
@@ -4074,7 +5342,6 @@
         <w:tc>
           <w:tcPr>
             <w:tcW w:w="3600" w:type="dxa"/>
-            <w:vAlign w:val="center"/>
           </w:tcPr>
           <w:p>
             <w:pPr>
@@ -4092,7 +5359,6 @@
         <w:tc>
           <w:tcPr>
             <w:tcW w:w="3224" w:type="dxa"/>
-            <w:vAlign w:val="center"/>
           </w:tcPr>
           <w:p>
             <w:pPr>
@@ -4160,7 +5426,6 @@
         <w:tc>
           <w:tcPr>
             <w:tcW w:w="3600" w:type="dxa"/>
-            <w:vAlign w:val="center"/>
           </w:tcPr>
           <w:p>
             <w:pPr>
@@ -4178,7 +5443,6 @@
         <w:tc>
           <w:tcPr>
             <w:tcW w:w="3224" w:type="dxa"/>
-            <w:vAlign w:val="center"/>
           </w:tcPr>
           <w:p>
             <w:pPr>
@@ -4246,7 +5510,6 @@
         <w:tc>
           <w:tcPr>
             <w:tcW w:w="3600" w:type="dxa"/>
-            <w:vAlign w:val="center"/>
           </w:tcPr>
           <w:p>
             <w:pPr>
@@ -4264,7 +5527,6 @@
         <w:tc>
           <w:tcPr>
             <w:tcW w:w="3224" w:type="dxa"/>
-            <w:vAlign w:val="center"/>
           </w:tcPr>
           <w:p>
             <w:pPr>
@@ -4332,7 +5594,6 @@
         <w:tc>
           <w:tcPr>
             <w:tcW w:w="3600" w:type="dxa"/>
-            <w:vAlign w:val="center"/>
           </w:tcPr>
           <w:p>
             <w:pPr>
@@ -4350,7 +5611,6 @@
         <w:tc>
           <w:tcPr>
             <w:tcW w:w="3224" w:type="dxa"/>
-            <w:vAlign w:val="center"/>
           </w:tcPr>
           <w:p>
             <w:pPr>
@@ -4370,44 +5630,6 @@
     <w:p>
       <w:pPr>
         <w:spacing w:line="360" w:lineRule="auto"/>
-        <w:jc w:val="both"/>
-        <w:rPr>
-          <w:rFonts w:ascii="Times New Roman" w:hAnsi="Times New Roman" w:cs="Times New Roman"/>
-          <w:sz w:val="28"/>
-          <w:szCs w:val="28"/>
-          <w:lang w:val="vi-VN"/>
-        </w:rPr>
-      </w:pPr>
-    </w:p>
-    <w:p>
-      <w:pPr>
-        <w:spacing w:line="360" w:lineRule="auto"/>
-        <w:jc w:val="both"/>
-        <w:rPr>
-          <w:rFonts w:ascii="Times New Roman" w:hAnsi="Times New Roman" w:cs="Times New Roman"/>
-          <w:sz w:val="28"/>
-          <w:szCs w:val="28"/>
-          <w:lang w:val="vi-VN"/>
-        </w:rPr>
-      </w:pPr>
-    </w:p>
-    <w:p>
-      <w:pPr>
-        <w:spacing w:line="360" w:lineRule="auto"/>
-        <w:ind w:firstLine="5529"/>
-        <w:jc w:val="both"/>
-        <w:rPr>
-          <w:rFonts w:ascii="Times New Roman" w:hAnsi="Times New Roman" w:cs="Times New Roman"/>
-          <w:sz w:val="28"/>
-          <w:szCs w:val="28"/>
-          <w:lang w:val="vi-VN"/>
-        </w:rPr>
-      </w:pPr>
-    </w:p>
-    <w:p>
-      <w:pPr>
-        <w:spacing w:line="360" w:lineRule="auto"/>
-        <w:ind w:firstLine="5529"/>
         <w:jc w:val="both"/>
         <w:rPr>
           <w:rFonts w:ascii="Times New Roman" w:hAnsi="Times New Roman" w:cs="Times New Roman"/>
